--- a/content-src/docx/R TLS 1993 05 07 Tom Paulin Selected.docx
+++ b/content-src/docx/R TLS 1993 05 07 Tom Paulin Selected.docx
@@ -73,7 +73,7 @@
     </w:p>
     <w:p>
       <w:r>
-        <w:t xml:space="preserve">“The politics of love”, a neutral civility, are threatened by “a metal convenience”, built upon, and separate from, their nature, and civilians and soldiers alike are reduced to mechanisms of the State; a maker of gravestones is “less a person than a function”. Paulin’s poetic voice often parodied this “public uniform”; otherwise he adopted a bleak persona of embittered provincialism, shy of the neighbours, inured to funerals, perfecting itself in the sterile isolation of Bleaneyesque rented rooms.</w:t>
+        <w:t xml:space="preserve">“The polities of love”, a neutral civility, are threatened by “a metal convenience”, built upon, and separate from, their nature, and civilians and soldiers alike are reduced to mechanisms of the State; a maker of gravestones is “less a person than a function”. Paulin’s poetic voice often parodied this “public uniform”; otherwise he adopted a bleak persona of embittered provincialism, shy of the neighbours, inured to funerals, perfecting itself in the sterile isolation of Bleaneyesque rented rooms.</w:t>
       </w:r>
     </w:p>
     <w:p>
